--- a/docs/do178/planning/SVP_I-SCEET.docx
+++ b/docs/do178/planning/SVP_I-SCEET.docx
@@ -283,7 +283,7 @@
                 <w:sz w:val="20"/>
                 <w:szCs w:val="20"/>
               </w:rPr>
-              <w:t xml:space="preserve">1.0</w:t>
+              <w:t xml:space="preserve">2.0</w:t>
             </w:r>
           </w:p>
         </w:tc>
@@ -399,7 +399,7 @@
                 <w:sz w:val="20"/>
                 <w:szCs w:val="20"/>
               </w:rPr>
-              <w:t xml:space="preserve">2026-04-19</w:t>
+              <w:t xml:space="preserve">2026-06-18</w:t>
             </w:r>
           </w:p>
         </w:tc>
@@ -1043,6 +1043,120 @@
                 <w:szCs w:val="20"/>
               </w:rPr>
               <w:t xml:space="preserve">Initial draft — project kickoff</w:t>
+            </w:r>
+          </w:p>
+        </w:tc>
+      </w:tr>
+      <w:tr>
+        <w:tc>
+          <w:tcPr>
+            <w:tcW w:type="dxa" w:w="1200"/>
+            <w:tcBorders>
+              <w:top w:val="single" w:color="CCCCCC" w:sz="1"/>
+              <w:left w:val="single" w:color="CCCCCC" w:sz="1"/>
+              <w:bottom w:val="single" w:color="CCCCCC" w:sz="1"/>
+              <w:right w:val="single" w:color="CCCCCC" w:sz="1"/>
+            </w:tcBorders>
+            <w:shd w:fill="F2F2F2" w:val="clear"/>
+            <w:tcMar>
+              <w:top w:type="dxa" w:w="80"/>
+              <w:left w:type="dxa" w:w="120"/>
+              <w:bottom w:type="dxa" w:w="80"/>
+              <w:right w:type="dxa" w:w="120"/>
+            </w:tcMar>
+          </w:tcPr>
+          <w:p>
+            <w:r>
+              <w:rPr>
+                <w:rFonts w:ascii="Arial" w:cs="Arial" w:eastAsia="Arial" w:hAnsi="Arial"/>
+                <w:sz w:val="20"/>
+                <w:szCs w:val="20"/>
+              </w:rPr>
+              <w:t xml:space="preserve">2.0</w:t>
+            </w:r>
+          </w:p>
+        </w:tc>
+        <w:tc>
+          <w:tcPr>
+            <w:tcW w:type="dxa" w:w="1800"/>
+            <w:tcBorders>
+              <w:top w:val="single" w:color="CCCCCC" w:sz="1"/>
+              <w:left w:val="single" w:color="CCCCCC" w:sz="1"/>
+              <w:bottom w:val="single" w:color="CCCCCC" w:sz="1"/>
+              <w:right w:val="single" w:color="CCCCCC" w:sz="1"/>
+            </w:tcBorders>
+            <w:shd w:fill="F2F2F2" w:val="clear"/>
+            <w:tcMar>
+              <w:top w:type="dxa" w:w="80"/>
+              <w:left w:type="dxa" w:w="120"/>
+              <w:bottom w:type="dxa" w:w="80"/>
+              <w:right w:type="dxa" w:w="120"/>
+            </w:tcMar>
+          </w:tcPr>
+          <w:p>
+            <w:r>
+              <w:rPr>
+                <w:rFonts w:ascii="Arial" w:cs="Arial" w:eastAsia="Arial" w:hAnsi="Arial"/>
+                <w:sz w:val="20"/>
+                <w:szCs w:val="20"/>
+              </w:rPr>
+              <w:t xml:space="preserve">2026-06-18</w:t>
+            </w:r>
+          </w:p>
+        </w:tc>
+        <w:tc>
+          <w:tcPr>
+            <w:tcW w:type="dxa" w:w="2400"/>
+            <w:tcBorders>
+              <w:top w:val="single" w:color="CCCCCC" w:sz="1"/>
+              <w:left w:val="single" w:color="CCCCCC" w:sz="1"/>
+              <w:bottom w:val="single" w:color="CCCCCC" w:sz="1"/>
+              <w:right w:val="single" w:color="CCCCCC" w:sz="1"/>
+            </w:tcBorders>
+            <w:shd w:fill="F2F2F2" w:val="clear"/>
+            <w:tcMar>
+              <w:top w:type="dxa" w:w="80"/>
+              <w:left w:type="dxa" w:w="120"/>
+              <w:bottom w:type="dxa" w:w="80"/>
+              <w:right w:type="dxa" w:w="120"/>
+            </w:tcMar>
+          </w:tcPr>
+          <w:p>
+            <w:r>
+              <w:rPr>
+                <w:rFonts w:ascii="Arial" w:cs="Arial" w:eastAsia="Arial" w:hAnsi="Arial"/>
+                <w:sz w:val="20"/>
+                <w:szCs w:val="20"/>
+              </w:rPr>
+              <w:t xml:space="preserve">Hatem ADOUANI</w:t>
+            </w:r>
+          </w:p>
+        </w:tc>
+        <w:tc>
+          <w:tcPr>
+            <w:tcW w:type="dxa" w:w="3960"/>
+            <w:tcBorders>
+              <w:top w:val="single" w:color="CCCCCC" w:sz="1"/>
+              <w:left w:val="single" w:color="CCCCCC" w:sz="1"/>
+              <w:bottom w:val="single" w:color="CCCCCC" w:sz="1"/>
+              <w:right w:val="single" w:color="CCCCCC" w:sz="1"/>
+            </w:tcBorders>
+            <w:shd w:fill="F2F2F2" w:val="clear"/>
+            <w:tcMar>
+              <w:top w:type="dxa" w:w="80"/>
+              <w:left w:type="dxa" w:w="120"/>
+              <w:bottom w:type="dxa" w:w="80"/>
+              <w:right w:type="dxa" w:w="120"/>
+            </w:tcMar>
+          </w:tcPr>
+          <w:p>
+            <w:r>
+              <w:rPr>
+                <w:rFonts w:ascii="Arial" w:cs="Arial" w:eastAsia="Arial" w:hAnsi="Arial"/>
+                <w:sz w:val="20"/>
+                <w:szCs w:val="20"/>
+              </w:rPr>
+              <w:t xml:space="preserve">Added AI model independence verification (Sec. 3.3): M4 (Gemma3 27B) independent of M3 (Qwen2.5-Coder 32B); M5 (DeepSeek-R1 32B) independent of M1 (Qwen3 32B)</w:t>
             </w:r>
           </w:p>
         </w:tc>
@@ -3622,6 +3736,24 @@
           <w:szCs w:val="22"/>
         </w:rPr>
         <w:t xml:space="preserve">The reviewer has not authored the input document(s) fed to the AI module</w:t>
+      </w:r>
+    </w:p>
+    <w:p>
+      <w:pPr>
+        <w:pStyle w:val="ListParagraph"/>
+        <w:numPr>
+          <w:ilvl w:val="0"/>
+          <w:numId w:val="2"/>
+        </w:numPr>
+        <w:spacing w:after="60" w:before="60"/>
+      </w:pPr>
+      <w:r>
+        <w:rPr>
+          <w:rFonts w:ascii="Arial" w:cs="Arial" w:eastAsia="Arial" w:hAnsi="Arial"/>
+          <w:sz w:val="22"/>
+          <w:szCs w:val="22"/>
+        </w:rPr>
+        <w:t xml:space="preserve">At the AI module level, independent verification modules (M4, M5) shall use a distinct model and prompt from the generation modules they verify: M4 (Gemma3 27B) is independent of M3 (Qwen2.5-Coder 32B); M5 (DeepSeek-R1-Distill 32B) is independent of M1 (Qwen3 32B), per SCMP-TOOLCHAIN-001 §3.3</w:t>
       </w:r>
     </w:p>
     <w:p>
@@ -14193,7 +14325,7 @@
         <w:sz w:val="18"/>
         <w:szCs w:val="18"/>
       </w:rPr>
-      <w:t xml:space="preserve">SVP — I-SCEET   |   SVP-TOOLCHAIN-001   |   v1.0   |   DRAFT</w:t>
+      <w:t xml:space="preserve">SVP — I-SCEET   |   SVP-TOOLCHAIN-001   |   v2.0   |   DRAFT</w:t>
     </w:r>
   </w:p>
 </w:hdr>

--- a/docs/do178/planning/SVP_I-SCEET.docx
+++ b/docs/do178/planning/SVP_I-SCEET.docx
@@ -235,7 +235,7 @@
                 <w:sz w:val="20"/>
                 <w:szCs w:val="20"/>
               </w:rPr>
-              <w:t>SVP-TOOLCHAIN-001</w:t>
+              <w:t>SVP-TOOLCHAIN-0xx</w:t>
             </w:r>
           </w:p>
         </w:tc>
@@ -292,7 +292,7 @@
                 <w:sz w:val="20"/>
                 <w:szCs w:val="20"/>
               </w:rPr>
-              <w:t>2.1</w:t>
+              <w:t>2.2</w:t>
             </w:r>
           </w:p>
         </w:tc>
@@ -1802,7 +1802,7 @@
                 <w:sz w:val="20"/>
                 <w:szCs w:val="20"/>
               </w:rPr>
-              <w:t>SRD-001</w:t>
+              <w:t>SRD-0xx</w:t>
             </w:r>
           </w:p>
         </w:tc>
@@ -1829,7 +1829,7 @@
                 <w:sz w:val="20"/>
                 <w:szCs w:val="20"/>
               </w:rPr>
-              <w:t>Review record + SRD-001 sign-off</w:t>
+              <w:t>Review record + SRD-0xx sign-off</w:t>
             </w:r>
           </w:p>
         </w:tc>
@@ -1940,7 +1940,7 @@
                 <w:sz w:val="20"/>
                 <w:szCs w:val="20"/>
               </w:rPr>
-              <w:t>SRD-001 (HLRs)</w:t>
+              <w:t>SRD-0xx (HLRs)</w:t>
             </w:r>
           </w:p>
         </w:tc>
@@ -1967,7 +1967,7 @@
                 <w:sz w:val="20"/>
                 <w:szCs w:val="20"/>
               </w:rPr>
-              <w:t>SDDD-001</w:t>
+              <w:t>SDDD-0xx</w:t>
             </w:r>
           </w:p>
         </w:tc>
@@ -1994,7 +1994,7 @@
                 <w:sz w:val="20"/>
                 <w:szCs w:val="20"/>
               </w:rPr>
-              <w:t>Review record + SDDD-001 sign-off</w:t>
+              <w:t>Review record + SDDD-0xx sign-off</w:t>
             </w:r>
           </w:p>
         </w:tc>
@@ -2105,7 +2105,7 @@
                 <w:sz w:val="20"/>
                 <w:szCs w:val="20"/>
               </w:rPr>
-              <w:t>SDDD-001 (LLRs)</w:t>
+              <w:t>SDDD-0xx (LLRs)</w:t>
             </w:r>
           </w:p>
         </w:tc>
@@ -2270,7 +2270,7 @@
                 <w:sz w:val="20"/>
                 <w:szCs w:val="20"/>
               </w:rPr>
-              <w:t>SDDD-001 (LLRs)</w:t>
+              <w:t>SDDD-0xx (LLRs)</w:t>
             </w:r>
           </w:p>
         </w:tc>
@@ -2297,7 +2297,7 @@
                 <w:sz w:val="20"/>
                 <w:szCs w:val="20"/>
               </w:rPr>
-              <w:t>SUTC-001</w:t>
+              <w:t>SUTC-0xx</w:t>
             </w:r>
           </w:p>
         </w:tc>
@@ -2435,7 +2435,7 @@
                 <w:sz w:val="20"/>
                 <w:szCs w:val="20"/>
               </w:rPr>
-              <w:t>SRD-001 (HLRs)</w:t>
+              <w:t>SRD-0xx (HLRs)</w:t>
             </w:r>
           </w:p>
         </w:tc>
@@ -2462,7 +2462,7 @@
                 <w:sz w:val="20"/>
                 <w:szCs w:val="20"/>
               </w:rPr>
-              <w:t>SVTC-001</w:t>
+              <w:t>SVTC-0xx</w:t>
             </w:r>
           </w:p>
         </w:tc>
@@ -2627,7 +2627,7 @@
                 <w:sz w:val="20"/>
                 <w:szCs w:val="20"/>
               </w:rPr>
-              <w:t>TM-001</w:t>
+              <w:t>TM-0xx</w:t>
             </w:r>
           </w:p>
         </w:tc>
@@ -2727,7 +2727,7 @@
           <w:sz w:val="22"/>
           <w:szCs w:val="22"/>
         </w:rPr>
-        <w:t>This SVP covers all verification activities performed on AI-generated artifacts within the I-SCEET project. It applies to reviews, analyses, testing, coverage measurement, and traceability verification. It does not cover the development activities themselves, which are governed by SDP-TOOLCHAIN-001.</w:t>
+        <w:t>This SVP covers all verification activities performed on AI-generated artifacts within the I-SCEET project. It applies to reviews, analyses, testing, coverage measurement, and traceability verification. It does not cover the development activities themselves, which are governed by SDP-TOOLCHAIN-0xx.</w:t>
       </w:r>
     </w:p>
     <w:p>
@@ -2850,7 +2850,7 @@
           <w:sz w:val="22"/>
           <w:szCs w:val="22"/>
         </w:rPr>
-        <w:t>PSAC-TOOLCHAIN-001 — Plan for Software Aspects of Certification</w:t>
+        <w:t>PSAC-TOOLCHAIN-0xx — Plan for Software Aspects of Certification</w:t>
       </w:r>
     </w:p>
     <w:p>
@@ -2869,7 +2869,7 @@
           <w:sz w:val="22"/>
           <w:szCs w:val="22"/>
         </w:rPr>
-        <w:t>SDP-TOOLCHAIN-001 — Software Development Plan</w:t>
+        <w:t>SDP-TOOLCHAIN-0xx — Software Development Plan</w:t>
       </w:r>
     </w:p>
     <w:p>
@@ -2888,7 +2888,7 @@
           <w:sz w:val="22"/>
           <w:szCs w:val="22"/>
         </w:rPr>
-        <w:t>SCMP-TOOLCHAIN-001 — Software Configuration Management Plan</w:t>
+        <w:t>SCMP-TOOLCHAIN-0xx — Software Configuration Management Plan</w:t>
       </w:r>
     </w:p>
     <w:p>
@@ -2907,7 +2907,7 @@
           <w:sz w:val="22"/>
           <w:szCs w:val="22"/>
         </w:rPr>
-        <w:t>SQAP-TOOLCHAIN-001 — Software Quality Assurance Plan</w:t>
+        <w:t>SQAP-TOOLCHAIN-0xx — Software Quality Assurance Plan</w:t>
       </w:r>
     </w:p>
     <w:p>
@@ -2926,7 +2926,7 @@
           <w:sz w:val="22"/>
           <w:szCs w:val="22"/>
         </w:rPr>
-        <w:t>SRS-001 — Software Requirements Standards</w:t>
+        <w:t>SRS-0xx — Software Requirements Standards</w:t>
       </w:r>
     </w:p>
     <w:p>
@@ -2945,7 +2945,7 @@
           <w:sz w:val="22"/>
           <w:szCs w:val="22"/>
         </w:rPr>
-        <w:t>SDS-001 — Software Design Standards</w:t>
+        <w:t>SDS-0xx — Software Design Standards</w:t>
       </w:r>
     </w:p>
     <w:p>
@@ -2964,7 +2964,7 @@
           <w:sz w:val="22"/>
           <w:szCs w:val="22"/>
         </w:rPr>
-        <w:t>SCS-001 — Software Code Standards</w:t>
+        <w:t>SCS-0xx — Software Code Standards</w:t>
       </w:r>
     </w:p>
     <w:p>
@@ -3383,7 +3383,7 @@
                 <w:sz w:val="20"/>
                 <w:szCs w:val="20"/>
               </w:rPr>
-              <w:t>SRD-001, SDDD-001, /src, SUTC-001, SVTC-001, TM-001</w:t>
+              <w:t>SRD-0xx, SDDD-0xx, /src, SUTC-0xx, SVTC-0xx, TM-0xx</w:t>
             </w:r>
           </w:p>
         </w:tc>
@@ -3524,7 +3524,7 @@
                 <w:sz w:val="20"/>
                 <w:szCs w:val="20"/>
               </w:rPr>
-              <w:t>Execution of generated test cases (SUTC-001, SVTC-001) against source code and measurement of structural coverage</w:t>
+              <w:t>Execution of generated test cases (SUTC-0xx, SVTC-0xx) against source code and measurement of structural coverage</w:t>
             </w:r>
           </w:p>
         </w:tc>
@@ -3738,7 +3738,7 @@
           <w:sz w:val="22"/>
           <w:szCs w:val="22"/>
         </w:rPr>
-        <w:t>At the AI module level, independent verification modules (M4, M5) shall use a distinct model and prompt from the generation modules they verify: M4 (Gemma3 27B) is independent of M3 (Qwen2.5-Coder 32B); M5 (DeepSeek-R1-Distill 32B) is independent of M1 (Qwen3 32B), per SCMP-TOOLCHAIN-001 §3.3</w:t>
+        <w:t>At the AI module level, independent verification modules (M4, M5) shall use a distinct model and prompt from the generation modules they verify: M4 (Gemma3 27B) is independent of M3 (Qwen2.5-Coder 32B); M5 (DeepSeek-R1-Distill 32B) is independent of M1 (Qwen3 32B), per SCMP-TOOLCHAIN-0xx §3.3</w:t>
       </w:r>
     </w:p>
     <w:p>
@@ -3818,7 +3818,7 @@
           <w:sz w:val="24"/>
           <w:szCs w:val="24"/>
         </w:rPr>
-        <w:t>4.1 M1 Output Verification — SRD-001 (HLRs)</w:t>
+        <w:t>4.1 M1 Output Verification — SRD-0xx (HLRs)</w:t>
       </w:r>
     </w:p>
     <w:p>
@@ -4042,7 +4042,7 @@
                 <w:sz w:val="20"/>
                 <w:szCs w:val="20"/>
               </w:rPr>
-              <w:t>Each HLR conforms to SRS-001 format rules (ID, 'shall' language, no ambiguity)</w:t>
+              <w:t>Each HLR conforms to SRS-0xx format rules (ID, 'shall' language, no ambiguity)</w:t>
             </w:r>
           </w:p>
         </w:tc>
@@ -4597,7 +4597,7 @@
                 <w:sz w:val="20"/>
                 <w:szCs w:val="20"/>
               </w:rPr>
-              <w:t>Each HLR is linked to at least one PDS item; TM-001 updated</w:t>
+              <w:t>Each HLR is linked to at least one PDS item; TM-0xx updated</w:t>
             </w:r>
           </w:p>
         </w:tc>
@@ -4793,7 +4793,7 @@
           <w:sz w:val="24"/>
           <w:szCs w:val="24"/>
         </w:rPr>
-        <w:t>4.2 M2 Output Verification — SDDD-001 (Software Architecture + LLRs)</w:t>
+        <w:t>4.2 M2 Output Verification — SDDD-0xx (Software Architecture + LLRs)</w:t>
       </w:r>
     </w:p>
     <w:p>
@@ -5017,7 +5017,7 @@
                 <w:sz w:val="20"/>
                 <w:szCs w:val="20"/>
               </w:rPr>
-              <w:t>Each LLR conforms to SRS-001 format; correct 'shall' language; no ambiguity</w:t>
+              <w:t>Each LLR conforms to SRS-0xx format; correct 'shall' language; no ambiguity</w:t>
             </w:r>
           </w:p>
         </w:tc>
@@ -5461,7 +5461,7 @@
                 <w:sz w:val="20"/>
                 <w:szCs w:val="20"/>
               </w:rPr>
-              <w:t>No module exceeds complexity limits defined in SDS-001</w:t>
+              <w:t>No module exceeds complexity limits defined in SDS-0xx</w:t>
             </w:r>
           </w:p>
         </w:tc>
@@ -5572,7 +5572,7 @@
                 <w:sz w:val="20"/>
                 <w:szCs w:val="20"/>
               </w:rPr>
-              <w:t>LLR-to-HLR links established and recorded in TM-001</w:t>
+              <w:t>LLR-to-HLR links established and recorded in TM-0xx</w:t>
             </w:r>
           </w:p>
         </w:tc>
@@ -5881,7 +5881,7 @@
                 <w:sz w:val="20"/>
                 <w:szCs w:val="20"/>
               </w:rPr>
-              <w:t>Each source file reviewed against SCS-001 checklist: naming, commenting, structure</w:t>
+              <w:t>Each source file reviewed against SCS-0xx checklist: naming, commenting, structure</w:t>
             </w:r>
           </w:p>
         </w:tc>
@@ -6521,7 +6521,7 @@
           <w:sz w:val="24"/>
           <w:szCs w:val="24"/>
         </w:rPr>
-        <w:t>4.4 M4 Output Verification — SUTC-001 (Low Level Tests)</w:t>
+        <w:t>4.4 M4 Output Verification — SUTC-0xx (Low Level Tests)</w:t>
       </w:r>
     </w:p>
     <w:p>
@@ -6536,7 +6536,7 @@
           <w:sz w:val="22"/>
           <w:szCs w:val="22"/>
         </w:rPr>
-        <w:t>M4 reads EXCLUSIVELY from SDDD-001 (LLRs). The generated LLT cases shall be verified as follows:</w:t>
+        <w:t>M4 reads EXCLUSIVELY from SDDD-0xx (LLRs). The generated LLT cases shall be verified as follows:</w:t>
       </w:r>
     </w:p>
     <w:p>
@@ -7300,7 +7300,7 @@
                 <w:sz w:val="20"/>
                 <w:szCs w:val="20"/>
               </w:rPr>
-              <w:t>LLT author has not configured M4 or authored SDDD-001 LLRs</w:t>
+              <w:t>LLT author has not configured M4 or authored SDDD-0xx LLRs</w:t>
             </w:r>
           </w:p>
         </w:tc>
@@ -7385,7 +7385,7 @@
           <w:sz w:val="24"/>
           <w:szCs w:val="24"/>
         </w:rPr>
-        <w:t>4.5 M5 Output Verification — SVTC-001 (High Level Tests)</w:t>
+        <w:t>4.5 M5 Output Verification — SVTC-0xx (High Level Tests)</w:t>
       </w:r>
     </w:p>
     <w:p>
@@ -7400,7 +7400,7 @@
           <w:sz w:val="22"/>
           <w:szCs w:val="22"/>
         </w:rPr>
-        <w:t>M5 reads EXCLUSIVELY from SRD-001 (HLRs). The generated HLT cases shall be verified as follows:</w:t>
+        <w:t>M5 reads EXCLUSIVELY from SRD-0xx (HLRs). The generated HLT cases shall be verified as follows:</w:t>
       </w:r>
     </w:p>
     <w:p>
@@ -7942,7 +7942,7 @@
                 <w:sz w:val="20"/>
                 <w:szCs w:val="20"/>
               </w:rPr>
-              <w:t>Each test case traces to at least one HLR in SRD-001; no orphan test cases</w:t>
+              <w:t>Each test case traces to at least one HLR in SRD-0xx; no orphan test cases</w:t>
             </w:r>
           </w:p>
         </w:tc>
@@ -8053,7 +8053,7 @@
                 <w:sz w:val="20"/>
                 <w:szCs w:val="20"/>
               </w:rPr>
-              <w:t>HLT cases reference only HLRs from SRD-001 — never LLRs from SDDD-001</w:t>
+              <w:t>HLT cases reference only HLRs from SRD-0xx — never LLRs from SDDD-0xx</w:t>
             </w:r>
           </w:p>
         </w:tc>
@@ -8164,7 +8164,7 @@
                 <w:sz w:val="20"/>
                 <w:szCs w:val="20"/>
               </w:rPr>
-              <w:t>HLT author has not configured M5 or authored SRD-001 HLRs</w:t>
+              <w:t>HLT author has not configured M5 or authored SRD-0xx HLRs</w:t>
             </w:r>
           </w:p>
         </w:tc>
@@ -8249,7 +8249,7 @@
           <w:sz w:val="24"/>
           <w:szCs w:val="24"/>
         </w:rPr>
-        <w:t>4.6 M6 Output Verification — TM-001 (Traceability Matrix)</w:t>
+        <w:t>4.6 M6 Output Verification — TM-0xx (Traceability Matrix)</w:t>
       </w:r>
     </w:p>
     <w:p>
@@ -8806,7 +8806,7 @@
                 <w:sz w:val="20"/>
                 <w:szCs w:val="20"/>
               </w:rPr>
-              <w:t>No HLR, LLR, source file, or test case exists without a parent link in TM-001</w:t>
+              <w:t>No HLR, LLR, source file, or test case exists without a parent link in TM-0xx</w:t>
             </w:r>
           </w:p>
         </w:tc>
@@ -8917,7 +8917,7 @@
                 <w:sz w:val="20"/>
                 <w:szCs w:val="20"/>
               </w:rPr>
-              <w:t>Coverage results (MC/DC) linked to corresponding LLR and test case IDs in TM-001</w:t>
+              <w:t>Coverage results (MC/DC) linked to corresponding LLR and test case IDs in TM-0xx</w:t>
             </w:r>
           </w:p>
         </w:tc>
@@ -9911,7 +9911,7 @@
           <w:sz w:val="22"/>
           <w:szCs w:val="22"/>
         </w:rPr>
-        <w:t>M4-generated test cases (SUTC-001) must achieve full MC/DC on all /src files. Coverage gaps identified during execution must be reported as problem reports and resolved before SOI #3.</w:t>
+        <w:t>M4-generated test cases (SUTC-0xx) must achieve full MC/DC on all /src files. Coverage gaps identified during execution must be reported as problem reports and resolved before SOI #3.</w:t>
       </w:r>
     </w:p>
     <w:p>
@@ -9954,7 +9954,7 @@
           <w:sz w:val="22"/>
           <w:szCs w:val="22"/>
         </w:rPr>
-        <w:t>A qualified coverage analysis tool shall be used to measure structural coverage. The tool shall be qualified per DO-330 at the appropriate TQL level. Coverage results shall be recorded in the Software Verification Results (SVR-001) and linked to TM-001.</w:t>
+        <w:t>A qualified coverage analysis tool shall be used to measure structural coverage. The tool shall be qualified per DO-330 at the appropriate TQL level. Coverage results shall be recorded in the Software Verification Test Result (SVTR-0xx) and linked to TM-0xx.</w:t>
       </w:r>
     </w:p>
     <w:p>
@@ -10193,7 +10193,7 @@
                 <w:sz w:val="20"/>
                 <w:szCs w:val="20"/>
               </w:rPr>
-              <w:t>Generate low level test cases from SDDD-001 LLRs</w:t>
+              <w:t>Generate low level test cases from SDDD-0xx LLRs</w:t>
             </w:r>
           </w:p>
         </w:tc>
@@ -10277,7 +10277,7 @@
                 <w:sz w:val="20"/>
                 <w:szCs w:val="20"/>
               </w:rPr>
-              <w:t>Generate high level test cases from SRD-001 HLRs</w:t>
+              <w:t>Generate high level test cases from SRD-0xx HLRs</w:t>
             </w:r>
           </w:p>
         </w:tc>
@@ -10361,7 +10361,7 @@
                 <w:sz w:val="20"/>
                 <w:szCs w:val="20"/>
               </w:rPr>
-              <w:t>Generate and audit TM-001 traceability matrix</w:t>
+              <w:t>Generate and audit TM-0xx traceability matrix</w:t>
             </w:r>
           </w:p>
         </w:tc>
@@ -10613,7 +10613,7 @@
                 <w:sz w:val="20"/>
                 <w:szCs w:val="20"/>
               </w:rPr>
-              <w:t>Execute SUTC-001 and SVTC-001 on target or host</w:t>
+              <w:t>Execute SUTC-0xx and SVTC-0xx on target or host</w:t>
             </w:r>
           </w:p>
         </w:tc>
@@ -10907,7 +10907,7 @@
           <w:sz w:val="24"/>
           <w:szCs w:val="24"/>
         </w:rPr>
-        <w:t>7.1 Software Verification Results (SVR-001)</w:t>
+        <w:t>7.1 Software Verification Test Result (SVTR-0xx)</w:t>
       </w:r>
     </w:p>
     <w:p>
@@ -10922,7 +10922,7 @@
           <w:sz w:val="22"/>
           <w:szCs w:val="22"/>
         </w:rPr>
-        <w:t>All verification activities shall produce recorded results stored in SVR-001. For each verification activity, SVR-001 shall capture:</w:t>
+        <w:t>All verification activities shall produce recorded results stored in SVTR-0xx. For each verification activity, SVTR-0xx shall capture:</w:t>
       </w:r>
     </w:p>
     <w:p>
@@ -11174,7 +11174,7 @@
           <w:sz w:val="22"/>
           <w:szCs w:val="22"/>
         </w:rPr>
-        <w:t>Be tracked through to SOI gate closure per SCMP-TOOLCHAIN-001</w:t>
+        <w:t>Be tracked through to SOI gate closure per SCMP-TOOLCHAIN-0xx</w:t>
       </w:r>
     </w:p>
     <w:p>
@@ -11236,7 +11236,7 @@
           <w:sz w:val="22"/>
           <w:szCs w:val="22"/>
         </w:rPr>
-        <w:t>Any change to SRD-001 HLRs triggers re-verification of SDDD-001, /src, SVTC-001, and TM-001</w:t>
+        <w:t>Any change to SRD-0xx HLRs triggers re-verification of SDDD-0xx, /src, SVTC-0xx, and TM-0xx</w:t>
       </w:r>
     </w:p>
     <w:p>
@@ -11255,7 +11255,7 @@
           <w:sz w:val="22"/>
           <w:szCs w:val="22"/>
         </w:rPr>
-        <w:t>Any change to SDDD-001 LLRs triggers re-verification of /src, SUTC-001, and TM-001</w:t>
+        <w:t>Any change to SDDD-0xx LLRs triggers re-verification of /src, SUTC-0xx, and TM-0xx</w:t>
       </w:r>
     </w:p>
     <w:p>
@@ -11274,7 +11274,7 @@
           <w:sz w:val="22"/>
           <w:szCs w:val="22"/>
         </w:rPr>
-        <w:t>Any change to /src triggers re-execution of SUTC-001 and re-measurement of coverage</w:t>
+        <w:t>Any change to /src triggers re-execution of SUTC-0xx and re-measurement of coverage</w:t>
       </w:r>
     </w:p>
     <w:p>
@@ -11545,7 +11545,7 @@
                 <w:sz w:val="20"/>
                 <w:szCs w:val="20"/>
               </w:rPr>
-              <w:t>PSAC, SDP, SVP, SCMP, SQAP, SRS-001, SDS-001, SCS-001 all approved</w:t>
+              <w:t>PSAC, SDP, SVP, SCMP, SQAP, SRS-0xx, SDS-0xx, SCS-0xx all approved</w:t>
             </w:r>
           </w:p>
         </w:tc>
@@ -11656,7 +11656,7 @@
                 <w:sz w:val="20"/>
                 <w:szCs w:val="20"/>
               </w:rPr>
-              <w:t>SRD-001 produced by M1</w:t>
+              <w:t>SRD-0xx produced by M1</w:t>
             </w:r>
           </w:p>
         </w:tc>
@@ -11683,7 +11683,7 @@
                 <w:sz w:val="20"/>
                 <w:szCs w:val="20"/>
               </w:rPr>
-              <w:t>SRD-001 §2 (HLRs) reviewed; all PRs closed; SRD-001 baselined</w:t>
+              <w:t>SRD-0xx §2 (HLRs) reviewed; all PRs closed; SRD-0xx baselined</w:t>
             </w:r>
           </w:p>
         </w:tc>
@@ -11767,7 +11767,7 @@
                 <w:sz w:val="20"/>
                 <w:szCs w:val="20"/>
               </w:rPr>
-              <w:t>SDDD-001 produced by M2; SRD-001 verified</w:t>
+              <w:t>SDDD-0xx produced by M2; SRD-0xx verified</w:t>
             </w:r>
           </w:p>
         </w:tc>
@@ -11794,7 +11794,7 @@
                 <w:sz w:val="20"/>
                 <w:szCs w:val="20"/>
               </w:rPr>
-              <w:t>SDDD-001 reviewed (architecture + LLRs); no undocumented functions; SDDD-001 baselined</w:t>
+              <w:t>SDDD-0xx reviewed (architecture + LLRs); no undocumented functions; SDDD-0xx baselined</w:t>
             </w:r>
           </w:p>
         </w:tc>
@@ -11878,7 +11878,7 @@
                 <w:sz w:val="20"/>
                 <w:szCs w:val="20"/>
               </w:rPr>
-              <w:t>SDDD-001 verified; /src produced by M3</w:t>
+              <w:t>SDDD-0xx verified; /src produced by M3</w:t>
             </w:r>
           </w:p>
         </w:tc>
@@ -11989,7 +11989,7 @@
                 <w:sz w:val="20"/>
                 <w:szCs w:val="20"/>
               </w:rPr>
-              <w:t>SUTC-001 and SVTC-001 produced</w:t>
+              <w:t>SUTC-0xx and SVTC-0xx produced</w:t>
             </w:r>
           </w:p>
         </w:tc>
@@ -12016,7 +12016,7 @@
                 <w:sz w:val="20"/>
                 <w:szCs w:val="20"/>
               </w:rPr>
-              <w:t>Both test sets reviewed; coverage executed; MC/DC achieved; SVR-001 updated</w:t>
+              <w:t>Both test sets reviewed; coverage executed; MC/DC achieved; SVTR-0xx updated</w:t>
             </w:r>
           </w:p>
         </w:tc>
@@ -12100,7 +12100,7 @@
                 <w:sz w:val="20"/>
                 <w:szCs w:val="20"/>
               </w:rPr>
-              <w:t>TM-001 produced by M6; all prior verifications complete</w:t>
+              <w:t>TM-0xx produced by M6; all prior verifications complete</w:t>
             </w:r>
           </w:p>
         </w:tc>
@@ -12127,7 +12127,7 @@
                 <w:sz w:val="20"/>
                 <w:szCs w:val="20"/>
               </w:rPr>
-              <w:t>TM-001 audited; no orphan requirements or code; TM-001 baselined</w:t>
+              <w:t>TM-0xx audited; no orphan requirements or code; TM-0xx baselined</w:t>
             </w:r>
           </w:p>
         </w:tc>
@@ -12238,7 +12238,7 @@
                 <w:sz w:val="20"/>
                 <w:szCs w:val="20"/>
               </w:rPr>
-              <w:t>SAS-001 compiled; certification authority SOI #4 review passed</w:t>
+              <w:t>SAS-0xx compiled; certification authority SOI #4 review passed</w:t>
             </w:r>
           </w:p>
         </w:tc>
@@ -12547,7 +12547,7 @@
                 <w:sz w:val="20"/>
                 <w:szCs w:val="20"/>
               </w:rPr>
-              <w:t>SVP-TOOLCHAIN-001 (this document), PSAC, SDP, SCMP, SQAP, SRS-001, SDS-001, SCS-001</w:t>
+              <w:t>SVP-TOOLCHAIN-0xx (this document), PSAC, SDP, SCMP, SQAP, SRS-0xx, SDS-0xx, SCS-0xx</w:t>
             </w:r>
           </w:p>
         </w:tc>
@@ -12658,7 +12658,7 @@
                 <w:sz w:val="20"/>
                 <w:szCs w:val="20"/>
               </w:rPr>
-              <w:t>SRD-001 review record, SDDD-001 review record, /src review record, MISRA-C report</w:t>
+              <w:t>SRD-0xx review record, SDDD-0xx review record, /src review record, MISRA-C report</w:t>
             </w:r>
           </w:p>
         </w:tc>
@@ -12769,7 +12769,7 @@
                 <w:sz w:val="20"/>
                 <w:szCs w:val="20"/>
               </w:rPr>
-              <w:t>SUTC-001 review, SVTC-001 review, SVR-001 (coverage results), TM-001 audit record</w:t>
+              <w:t>SUTC-0xx review, SVTC-0xx review, SVTR-0xx (coverage results), TM-0xx audit record</w:t>
             </w:r>
           </w:p>
         </w:tc>
@@ -12880,7 +12880,7 @@
                 <w:sz w:val="20"/>
                 <w:szCs w:val="20"/>
               </w:rPr>
-              <w:t>SAS-001, full lifecycle data package</w:t>
+              <w:t>SAS-0xx, full lifecycle data package</w:t>
             </w:r>
           </w:p>
         </w:tc>
@@ -12907,7 +12907,7 @@
                 <w:sz w:val="20"/>
                 <w:szCs w:val="20"/>
               </w:rPr>
-              <w:t>All DO-178C objectives for DAL A satisfied; SAS-001 signed off</w:t>
+              <w:t>All DO-178C objectives for DAL A satisfied; SAS-0xx signed off</w:t>
             </w:r>
           </w:p>
         </w:tc>
@@ -12986,7 +12986,7 @@
           <w:sz w:val="22"/>
           <w:szCs w:val="22"/>
         </w:rPr>
-        <w:t>All verification artifacts (review records, SVR-001, PRs, coverage reports) shall be placed under configuration management per SCMP-TOOLCHAIN-001. Key rules:</w:t>
+        <w:t>All verification artifacts (review records, SVTR-0xx, PRs, coverage reports) shall be placed under configuration management per SCMP-TOOLCHAIN-0xx. Key rules:</w:t>
       </w:r>
     </w:p>
     <w:p>
@@ -13043,7 +13043,7 @@
           <w:sz w:val="22"/>
           <w:szCs w:val="22"/>
         </w:rPr>
-        <w:t>SVR-001 shall be version-controlled and updated with each new verification cycle</w:t>
+        <w:t>SVTR-0xx shall be version-controlled and updated with each new verification cycle</w:t>
       </w:r>
     </w:p>
     <w:p>
@@ -13086,7 +13086,7 @@
           <w:sz w:val="22"/>
           <w:szCs w:val="22"/>
         </w:rPr>
-        <w:t>SQA verification activities are governed by SQAP-TOOLCHAIN-001. Verification-phase SQA activities include:</w:t>
+        <w:t>SQA verification activities are governed by SQAP-TOOLCHAIN-0xx. Verification-phase SQA activities include:</w:t>
       </w:r>
     </w:p>
     <w:p>
@@ -13124,7 +13124,7 @@
           <w:sz w:val="22"/>
           <w:szCs w:val="22"/>
         </w:rPr>
-        <w:t>Audit that M4 only reads SDDD-001 and M5 only reads SRD-001 — mixing is a non-conformance</w:t>
+        <w:t>Audit that M4 only reads SDDD-0xx and M5 only reads SRD-0xx — mixing is a non-conformance</w:t>
       </w:r>
     </w:p>
     <w:p>
@@ -13238,7 +13238,7 @@
           <w:sz w:val="22"/>
           <w:szCs w:val="22"/>
         </w:rPr>
-        <w:t>HLRs tagged [DERIVED] in SRD-001 shall undergo an additional verification step: safety impact assessment per ARP4761. Derived LLRs in SDDD-001 shall similarly be flagged and reviewed. No derived requirement shall propagate to M3 or M4/M5 without explicit engineer approval.</w:t>
+        <w:t>HLRs tagged [DERIVED] in SRD-0xx shall undergo an additional verification step: safety impact assessment per ARP4761. Derived LLRs in SDDD-0xx shall similarly be flagged and reviewed. No derived requirement shall propagate to M3 or M4/M5 without explicit engineer approval.</w:t>
       </w:r>
     </w:p>
     <w:p>
@@ -14207,7 +14207,7 @@
     </w:r>
     <w:r>
       <w:rPr/>
-      <w:t>10</w:t>
+      <w:t>6</w:t>
     </w:r>
     <w:r>
       <w:rPr/>
@@ -14234,7 +14234,61 @@
         <w:sz w:val="18"/>
         <w:szCs w:val="18"/>
       </w:rPr>
-      <w:t>SVP — I-SCEET   |   SVP-TOOLCHAIN-001   |   v2.1   |   DRAFT</w:t>
+      <w:t>SVP — I-SCEET   |   S</w:t>
+    </w:r>
+    <w:r>
+      <w:rPr>
+        <w:rFonts w:eastAsia="Arial" w:cs="Arial"/>
+        <w:color w:val="666666"/>
+        <w:sz w:val="18"/>
+        <w:szCs w:val="18"/>
+      </w:rPr>
+      <w:t>oftware</w:t>
+    </w:r>
+    <w:r>
+      <w:rPr>
+        <w:rFonts w:eastAsia="Arial" w:cs="Arial"/>
+        <w:color w:val="666666"/>
+        <w:sz w:val="18"/>
+        <w:szCs w:val="18"/>
+      </w:rPr>
+      <w:t xml:space="preserve"> V</w:t>
+    </w:r>
+    <w:r>
+      <w:rPr>
+        <w:rFonts w:eastAsia="Arial" w:cs="Arial"/>
+        <w:color w:val="666666"/>
+        <w:sz w:val="18"/>
+        <w:szCs w:val="18"/>
+      </w:rPr>
+      <w:t>erification</w:t>
+    </w:r>
+    <w:r>
+      <w:rPr>
+        <w:rFonts w:eastAsia="Arial" w:cs="Arial"/>
+        <w:color w:val="666666"/>
+        <w:sz w:val="18"/>
+        <w:szCs w:val="18"/>
+      </w:rPr>
+      <w:t xml:space="preserve"> P</w:t>
+    </w:r>
+    <w:r>
+      <w:rPr>
+        <w:rFonts w:eastAsia="Arial" w:cs="Arial"/>
+        <w:color w:val="666666"/>
+        <w:sz w:val="18"/>
+        <w:szCs w:val="18"/>
+      </w:rPr>
+      <w:t>lan</w:t>
+    </w:r>
+    <w:r>
+      <w:rPr>
+        <w:rFonts w:eastAsia="Arial" w:cs="Arial"/>
+        <w:color w:val="666666"/>
+        <w:sz w:val="18"/>
+        <w:szCs w:val="18"/>
+      </w:rPr>
+      <w:t xml:space="preserve">   |   v2.2   |   DRAFT</w:t>
     </w:r>
   </w:p>
 </w:hdr>
